--- a/协作/模板/附件C-验收清单.docx
+++ b/协作/模板/附件C-验收清单.docx
@@ -138,12 +138,12 @@
     </w:p>
     <w:p>
       <w:r>
-        <w:t>测试验证（G6）用它；每条都要落到 09-验收记录 的一行。</w:t>
+        <w:t>架构契约设计员产出并冻结；检查项编号由本清单唯一分配，审查报告只能引用、不得自造。</w:t>
       </w:r>
     </w:p>
     <w:p>
       <w:r>
-        <w:t>冻结后要改，必须记一条变更并重新评审；结论只能填：同意 / 驳回 / 不适用。</w:t>
+        <w:t>冻结后要改，必须记一条变更并重新评审；结论只能是 同意 / 驳回 / 不适用。</w:t>
       </w:r>
     </w:p>
     <w:p>
@@ -204,7 +204,7 @@
           </w:tcPr>
           <w:p>
             <w:r>
-              <w:t>证据编号</w:t>
+              <w:t>证据指针</w:t>
             </w:r>
           </w:p>
         </w:tc>
@@ -236,7 +236,7 @@
           </w:tcPr>
           <w:p>
             <w:r>
-              <w:t>每条验收标准都有对应验收记录行且有证据编号</w:t>
+              <w:t>每条验收标准都有验收记录行且有证据指针</w:t>
             </w:r>
           </w:p>
         </w:tc>
@@ -396,7 +396,7 @@
           </w:tcPr>
           <w:p>
             <w:r>
-              <w:t>验收集合与需求覆盖一致（无多写、无漏写）</w:t>
+              <w:t>验收ID与需求契约一一对应（无多写、无漏写）</w:t>
             </w:r>
           </w:p>
         </w:tc>
@@ -436,7 +436,7 @@
           </w:tcPr>
           <w:p>
             <w:r>
-              <w:t>不通过项已登记缺陷并闭环</w:t>
+              <w:t>blocked 项已登记缺陷并闭环</w:t>
             </w:r>
           </w:p>
         </w:tc>
